--- a/[서식2]작품설명서_NO PROBLEM KIOSK.docx
+++ b/[서식2]작품설명서_NO PROBLEM KIOSK.docx
@@ -231,15 +231,14 @@
         <w:rPr>
           <w:color w:val="000000"/>
           <w:sz w:val="24"/>
-          <w:szCs w:val="24"/>
-        </w:rPr>
-      </w:pPr>
-      <w:r>
-        <w:rPr>
-          <w:color w:val="000000"/>
-          <w:sz w:val="24"/>
-        </w:rPr>
-        <w:t>첫째, 키가 작은 어린이는 화면 위쪽에 있는 버튼에 손이 닿지 않습니다. 발끝을 들고 겨우 누르거나, 결국 어른이 대신 눌러 주어야 합니다. 둘째, 할머니·할아버지께서는 글씨가 너무 작고 단계가 복잡해서 '뭘 눌러야 하는지 모르겠다'며 한참을 헤매시다가 뒤에 줄이 길어지면 미안해하며 포기하시기도 합니다.</w:t>
+        </w:rPr>
+      </w:pPr>
+      <w:r>
+        <w:rPr>
+          <w:color w:val="000000"/>
+          <w:sz w:val="24"/>
+        </w:rPr>
+        <w:t xml:space="preserve">첫째, 키가 작은 어린이는 화면 위쪽에 있는 버튼에 손이 닿지 않습니다. 발끝을 들고 겨우 누르거나, 결국 어른이 대신 눌러 주어야 합니다. </w:t>
       </w:r>
     </w:p>
     <w:p>
@@ -261,11 +260,36 @@
       </w:pPr>
       <w:r>
         <w:rPr>
+          <w:color w:val="000000"/>
+          <w:sz w:val="24"/>
+        </w:rPr>
+        <w:t>둘째, 할머니·할아버지께서는 글씨가 너무 작고 단계가 복잡해서 '뭘 눌러야 하는지 모르겠다'며 한참을 헤매시다가 뒤에 줄이 길어지면 미안해하며 포기하시기도 합니다.</w:t>
+      </w:r>
+    </w:p>
+    <w:p>
+      <w:pPr>
+        <w:pBdr>
+          <w:top w:val="none" w:sz="0" w:space="0" w:color="000000"/>
+          <w:left w:val="none" w:sz="0" w:space="0" w:color="000000"/>
+          <w:bottom w:val="none" w:sz="0" w:space="0" w:color="000000"/>
+          <w:right w:val="none" w:sz="0" w:space="0" w:color="000000"/>
+          <w:between w:val="nil"/>
+        </w:pBdr>
+        <w:spacing w:after="120" w:line="264" w:lineRule="auto"/>
+        <w:ind w:left="420"/>
+        <w:rPr>
+          <w:color w:val="000000"/>
+          <w:sz w:val="24"/>
+          <w:szCs w:val="24"/>
+        </w:rPr>
+      </w:pPr>
+      <w:r>
+        <w:rPr>
           <w:rFonts w:hint="eastAsia"/>
           <w:color w:val="000000"/>
           <w:sz w:val="24"/>
         </w:rPr>
-        <w:t>둘</w:t>
+        <w:t>셋</w:t>
       </w:r>
       <w:r>
         <w:rPr>
